--- a/others/04_monoelements/Calib_Nico.docx
+++ b/others/04_monoelements/Calib_Nico.docx
@@ -158,6 +158,9 @@
             </a:graphic>
           </wp:inline>
         </w:drawing>
+      </w:r>
+      <w:r>
+        <w:t xml:space="preserve"> </w:t>
       </w:r>
     </w:p>
     <w:p>
